--- a/briefings/线口监测早报-2026-09-03.docx
+++ b/briefings/线口监测早报-2026-09-03.docx
@@ -22,7 +22,7 @@
           <w:color w:val="888888"/>
           <w:sz w:val="18"/>
         </w:rPr>
-        <w:t>监测窗口:近48小时 | 生成时间:2026-09-03 08:38</w:t>
+        <w:t>监测窗口:近48小时 | 生成时间:2026-09-03 09:31</w:t>
       </w:r>
     </w:p>
     <w:p>
@@ -70,6 +70,312 @@
           <w:color w:val="888888"/>
           <w:sz w:val="24"/>
         </w:rPr>
+        <w:t>遏制智能体失控，消息称 OpenAI 正开发 AI 自动终止功能</w:t>
+      </w:r>
+    </w:p>
+    <w:p>
+      <w:r>
+        <w:rPr>
+          <w:rFonts w:ascii="Times New Roman" w:hAnsi="Times New Roman" w:eastAsia="宋体"/>
+          <w:color w:val="888888"/>
+          <w:sz w:val="18"/>
+        </w:rPr>
+        <w:t>来源:IT之家 | 时间:09-03 09:28</w:t>
+      </w:r>
+    </w:p>
+    <w:p>
+      <w:r>
+        <w:rPr>
+          <w:rFonts w:ascii="Times New Roman" w:hAnsi="Times New Roman" w:eastAsia="宋体"/>
+          <w:sz w:val="18"/>
+        </w:rPr>
+        <w:t>链接:</w:t>
+      </w:r>
+      <w:hyperlink r:id="rId9">
+        <w:r>
+          <w:rPr>
+            <w:color w:val="0563C1"/>
+            <w:u w:val="single"/>
+          </w:rPr>
+          <w:t>遏制智能体失控，消息称 OpenAI 正开发 AI 自动终止功能</w:t>
+        </w:r>
+      </w:hyperlink>
+    </w:p>
+    <w:p>
+      <w:pPr>
+        <w:pStyle w:val="Heading3"/>
+      </w:pPr>
+      <w:r>
+        <w:rPr>
+          <w:rFonts w:ascii="Times New Roman" w:hAnsi="Times New Roman" w:eastAsia="黑体"/>
+          <w:b w:val="0"/>
+          <w:color w:val="888888"/>
+          <w:sz w:val="24"/>
+        </w:rPr>
+        <w:t>【C级·参考】</w:t>
+      </w:r>
+      <w:r>
+        <w:rPr>
+          <w:rFonts w:ascii="Times New Roman" w:hAnsi="Times New Roman" w:eastAsia="黑体"/>
+          <w:b w:val="0"/>
+          <w:color w:val="888888"/>
+          <w:sz w:val="24"/>
+        </w:rPr>
+        <w:t>ACEMAGIC 将推升级款 F9A 迷你主机，换装 AMD 锐龙 AI Max+ PRO 495</w:t>
+      </w:r>
+    </w:p>
+    <w:p>
+      <w:r>
+        <w:rPr>
+          <w:rFonts w:ascii="Times New Roman" w:hAnsi="Times New Roman" w:eastAsia="宋体"/>
+          <w:color w:val="888888"/>
+          <w:sz w:val="18"/>
+        </w:rPr>
+        <w:t>来源:IT之家 | 时间:09-03 09:24</w:t>
+      </w:r>
+    </w:p>
+    <w:p>
+      <w:r>
+        <w:rPr>
+          <w:rFonts w:ascii="Times New Roman" w:hAnsi="Times New Roman" w:eastAsia="宋体"/>
+          <w:sz w:val="18"/>
+        </w:rPr>
+        <w:t>链接:</w:t>
+      </w:r>
+      <w:hyperlink r:id="rId10">
+        <w:r>
+          <w:rPr>
+            <w:color w:val="0563C1"/>
+            <w:u w:val="single"/>
+          </w:rPr>
+          <w:t>ACEMAGIC 将推升级款 F9A 迷你主机，换装 AMD 锐龙 AI Max+ PRO 495</w:t>
+        </w:r>
+      </w:hyperlink>
+    </w:p>
+    <w:p>
+      <w:pPr>
+        <w:pStyle w:val="Heading3"/>
+      </w:pPr>
+      <w:r>
+        <w:rPr>
+          <w:rFonts w:ascii="Times New Roman" w:hAnsi="Times New Roman" w:eastAsia="黑体"/>
+          <w:b w:val="0"/>
+          <w:color w:val="888888"/>
+          <w:sz w:val="24"/>
+        </w:rPr>
+        <w:t>【C级·参考】</w:t>
+      </w:r>
+      <w:r>
+        <w:rPr>
+          <w:rFonts w:ascii="Times New Roman" w:hAnsi="Times New Roman" w:eastAsia="黑体"/>
+          <w:b w:val="0"/>
+          <w:color w:val="888888"/>
+          <w:sz w:val="24"/>
+        </w:rPr>
+        <w:t>AI 会消灭所有工作？英伟达黄仁勋称这是无稽之谈</w:t>
+      </w:r>
+    </w:p>
+    <w:p>
+      <w:r>
+        <w:rPr>
+          <w:rFonts w:ascii="Times New Roman" w:hAnsi="Times New Roman" w:eastAsia="宋体"/>
+          <w:color w:val="888888"/>
+          <w:sz w:val="18"/>
+        </w:rPr>
+        <w:t>来源:IT之家 | 时间:09-03 09:19</w:t>
+      </w:r>
+    </w:p>
+    <w:p>
+      <w:r>
+        <w:rPr>
+          <w:rFonts w:ascii="Times New Roman" w:hAnsi="Times New Roman" w:eastAsia="宋体"/>
+          <w:sz w:val="18"/>
+        </w:rPr>
+        <w:t>链接:</w:t>
+      </w:r>
+      <w:hyperlink r:id="rId11">
+        <w:r>
+          <w:rPr>
+            <w:color w:val="0563C1"/>
+            <w:u w:val="single"/>
+          </w:rPr>
+          <w:t>AI 会消灭所有工作？英伟达黄仁勋称这是无稽之谈</w:t>
+        </w:r>
+      </w:hyperlink>
+    </w:p>
+    <w:p>
+      <w:pPr>
+        <w:pStyle w:val="Heading3"/>
+      </w:pPr>
+      <w:r>
+        <w:rPr>
+          <w:rFonts w:ascii="Times New Roman" w:hAnsi="Times New Roman" w:eastAsia="黑体"/>
+          <w:b w:val="0"/>
+          <w:color w:val="888888"/>
+          <w:sz w:val="24"/>
+        </w:rPr>
+        <w:t>【C级·参考】</w:t>
+      </w:r>
+      <w:r>
+        <w:rPr>
+          <w:rFonts w:ascii="Times New Roman" w:hAnsi="Times New Roman" w:eastAsia="黑体"/>
+          <w:b w:val="0"/>
+          <w:color w:val="888888"/>
+          <w:sz w:val="24"/>
+        </w:rPr>
+        <w:t>Anthropic、OpenAI 将超越谷歌成为博通 AI ASIC 业务前两大客户</w:t>
+      </w:r>
+    </w:p>
+    <w:p>
+      <w:r>
+        <w:rPr>
+          <w:rFonts w:ascii="Times New Roman" w:hAnsi="Times New Roman" w:eastAsia="宋体"/>
+          <w:color w:val="888888"/>
+          <w:sz w:val="18"/>
+        </w:rPr>
+        <w:t>来源:IT之家 | 时间:09-03 09:04</w:t>
+      </w:r>
+    </w:p>
+    <w:p>
+      <w:r>
+        <w:rPr>
+          <w:rFonts w:ascii="Times New Roman" w:hAnsi="Times New Roman" w:eastAsia="宋体"/>
+          <w:sz w:val="18"/>
+        </w:rPr>
+        <w:t>链接:</w:t>
+      </w:r>
+      <w:hyperlink r:id="rId12">
+        <w:r>
+          <w:rPr>
+            <w:color w:val="0563C1"/>
+            <w:u w:val="single"/>
+          </w:rPr>
+          <w:t>Anthropic、OpenAI 将超越谷歌成为博通 AI ASIC 业务前两大客户</w:t>
+        </w:r>
+      </w:hyperlink>
+    </w:p>
+    <w:p>
+      <w:pPr>
+        <w:pStyle w:val="Heading3"/>
+      </w:pPr>
+      <w:r>
+        <w:rPr>
+          <w:rFonts w:ascii="Times New Roman" w:hAnsi="Times New Roman" w:eastAsia="黑体"/>
+          <w:b w:val="0"/>
+          <w:color w:val="888888"/>
+          <w:sz w:val="24"/>
+        </w:rPr>
+        <w:t>【C级·参考】</w:t>
+      </w:r>
+      <w:r>
+        <w:rPr>
+          <w:rFonts w:ascii="Times New Roman" w:hAnsi="Times New Roman" w:eastAsia="黑体"/>
+          <w:b w:val="0"/>
+          <w:color w:val="888888"/>
+          <w:sz w:val="24"/>
+        </w:rPr>
+        <w:t>曲线陡峭：Linux 7.3 预估修复漏洞数逼近 2000 个，AI“除虫”让维护者不堪重负</w:t>
+      </w:r>
+    </w:p>
+    <w:p>
+      <w:r>
+        <w:rPr>
+          <w:rFonts w:ascii="Times New Roman" w:hAnsi="Times New Roman" w:eastAsia="宋体"/>
+          <w:color w:val="888888"/>
+          <w:sz w:val="18"/>
+        </w:rPr>
+        <w:t>来源:IT之家 | 时间:09-03 09:01</w:t>
+      </w:r>
+    </w:p>
+    <w:p>
+      <w:r>
+        <w:rPr>
+          <w:rFonts w:ascii="Times New Roman" w:hAnsi="Times New Roman" w:eastAsia="宋体"/>
+          <w:sz w:val="18"/>
+        </w:rPr>
+        <w:t>链接:</w:t>
+      </w:r>
+      <w:hyperlink r:id="rId13">
+        <w:r>
+          <w:rPr>
+            <w:color w:val="0563C1"/>
+            <w:u w:val="single"/>
+          </w:rPr>
+          <w:t>曲线陡峭：Linux 7.3 预估修复漏洞数逼近 2000 个，AI“除虫”让维护者不堪重负</w:t>
+        </w:r>
+      </w:hyperlink>
+    </w:p>
+    <w:p>
+      <w:pPr>
+        <w:pStyle w:val="Heading3"/>
+      </w:pPr>
+      <w:r>
+        <w:rPr>
+          <w:rFonts w:ascii="Times New Roman" w:hAnsi="Times New Roman" w:eastAsia="黑体"/>
+          <w:b w:val="0"/>
+          <w:color w:val="888888"/>
+          <w:sz w:val="24"/>
+        </w:rPr>
+        <w:t>【C级·参考】</w:t>
+      </w:r>
+      <w:r>
+        <w:rPr>
+          <w:rFonts w:ascii="Times New Roman" w:hAnsi="Times New Roman" w:eastAsia="黑体"/>
+          <w:b w:val="0"/>
+          <w:color w:val="888888"/>
+          <w:sz w:val="24"/>
+        </w:rPr>
+        <w:t>戚薇回应 AI 授权“卖脸”争议：与其被别人“拿走”，更愿意“主动出击”</w:t>
+      </w:r>
+    </w:p>
+    <w:p>
+      <w:r>
+        <w:rPr>
+          <w:rFonts w:ascii="Times New Roman" w:hAnsi="Times New Roman" w:eastAsia="宋体"/>
+          <w:color w:val="888888"/>
+          <w:sz w:val="18"/>
+        </w:rPr>
+        <w:t>来源:IT之家 | 时间:09-03 09:00</w:t>
+      </w:r>
+    </w:p>
+    <w:p>
+      <w:r>
+        <w:rPr>
+          <w:rFonts w:ascii="Times New Roman" w:hAnsi="Times New Roman" w:eastAsia="宋体"/>
+          <w:sz w:val="18"/>
+        </w:rPr>
+        <w:t>链接:</w:t>
+      </w:r>
+      <w:hyperlink r:id="rId14">
+        <w:r>
+          <w:rPr>
+            <w:color w:val="0563C1"/>
+            <w:u w:val="single"/>
+          </w:rPr>
+          <w:t>戚薇回应 AI 授权“卖脸”争议：与其被别人“拿走”，更愿意“主动出击”</w:t>
+        </w:r>
+      </w:hyperlink>
+    </w:p>
+    <w:p>
+      <w:pPr>
+        <w:pStyle w:val="Heading3"/>
+      </w:pPr>
+      <w:r>
+        <w:rPr>
+          <w:rFonts w:ascii="Times New Roman" w:hAnsi="Times New Roman" w:eastAsia="黑体"/>
+          <w:b w:val="0"/>
+          <w:color w:val="888888"/>
+          <w:sz w:val="24"/>
+        </w:rPr>
+        <w:t>【C级·参考】</w:t>
+      </w:r>
+      <w:r>
+        <w:rPr>
+          <w:rFonts w:ascii="Times New Roman" w:hAnsi="Times New Roman" w:eastAsia="黑体"/>
+          <w:b w:val="0"/>
+          <w:color w:val="888888"/>
+          <w:sz w:val="24"/>
+        </w:rPr>
         <w:t>探索太阳风暴早期预警：AI 提前 9.24 小时捕捉太阳活动区信号</w:t>
       </w:r>
     </w:p>
@@ -91,7 +397,7 @@
         </w:rPr>
         <w:t>链接:</w:t>
       </w:r>
-      <w:hyperlink r:id="rId9">
+      <w:hyperlink r:id="rId15">
         <w:r>
           <w:rPr>
             <w:color w:val="0563C1"/>
@@ -142,7 +448,7 @@
         </w:rPr>
         <w:t>链接:</w:t>
       </w:r>
-      <w:hyperlink r:id="rId10">
+      <w:hyperlink r:id="rId16">
         <w:r>
           <w:rPr>
             <w:color w:val="0563C1"/>
@@ -193,7 +499,7 @@
         </w:rPr>
         <w:t>链接:</w:t>
       </w:r>
-      <w:hyperlink r:id="rId11">
+      <w:hyperlink r:id="rId17">
         <w:r>
           <w:rPr>
             <w:color w:val="0563C1"/>
@@ -244,13 +550,115 @@
         </w:rPr>
         <w:t>链接:</w:t>
       </w:r>
-      <w:hyperlink r:id="rId12">
+      <w:hyperlink r:id="rId18">
         <w:r>
           <w:rPr>
             <w:color w:val="0563C1"/>
             <w:u w:val="single"/>
           </w:rPr>
           <w:t>欧洲最强 AI：西班牙公司推出 Quasar 438B 模型，1M 词元上下文</w:t>
+        </w:r>
+      </w:hyperlink>
+    </w:p>
+    <w:p>
+      <w:pPr>
+        <w:pStyle w:val="Heading3"/>
+      </w:pPr>
+      <w:r>
+        <w:rPr>
+          <w:rFonts w:ascii="Times New Roman" w:hAnsi="Times New Roman" w:eastAsia="黑体"/>
+          <w:b w:val="0"/>
+          <w:color w:val="888888"/>
+          <w:sz w:val="24"/>
+        </w:rPr>
+        <w:t>【C级·参考】</w:t>
+      </w:r>
+      <w:r>
+        <w:rPr>
+          <w:rFonts w:ascii="Times New Roman" w:hAnsi="Times New Roman" w:eastAsia="黑体"/>
+          <w:b w:val="0"/>
+          <w:color w:val="888888"/>
+          <w:sz w:val="24"/>
+        </w:rPr>
+        <w:t>METR Report on OpenAI / Hugging Face Hacking Incident</w:t>
+      </w:r>
+    </w:p>
+    <w:p>
+      <w:r>
+        <w:rPr>
+          <w:rFonts w:ascii="Times New Roman" w:hAnsi="Times New Roman" w:eastAsia="宋体"/>
+          <w:color w:val="888888"/>
+          <w:sz w:val="18"/>
+        </w:rPr>
+        <w:t>来源:Hacker News | 时间:09-03 07:08</w:t>
+      </w:r>
+    </w:p>
+    <w:p>
+      <w:r>
+        <w:rPr>
+          <w:rFonts w:ascii="Times New Roman" w:hAnsi="Times New Roman" w:eastAsia="宋体"/>
+          <w:sz w:val="18"/>
+        </w:rPr>
+        <w:t>链接:</w:t>
+      </w:r>
+      <w:hyperlink r:id="rId19">
+        <w:r>
+          <w:rPr>
+            <w:color w:val="0563C1"/>
+            <w:u w:val="single"/>
+          </w:rPr>
+          <w:t>METR Report on OpenAI / Hugging Face Hacking Incident</w:t>
+        </w:r>
+      </w:hyperlink>
+    </w:p>
+    <w:p>
+      <w:pPr>
+        <w:pStyle w:val="Heading3"/>
+      </w:pPr>
+      <w:r>
+        <w:rPr>
+          <w:rFonts w:ascii="Times New Roman" w:hAnsi="Times New Roman" w:eastAsia="黑体"/>
+          <w:b w:val="0"/>
+          <w:color w:val="888888"/>
+          <w:sz w:val="24"/>
+        </w:rPr>
+        <w:t>【C级·参考】</w:t>
+      </w:r>
+      <w:r>
+        <w:rPr>
+          <w:rFonts w:ascii="Times New Roman" w:hAnsi="Times New Roman" w:eastAsia="黑体"/>
+          <w:b w:val="0"/>
+          <w:color w:val="888888"/>
+          <w:sz w:val="24"/>
+        </w:rPr>
+        <w:t>Qantas Airbus A380 engine failure in 2010 (2023)</w:t>
+      </w:r>
+    </w:p>
+    <w:p>
+      <w:r>
+        <w:rPr>
+          <w:rFonts w:ascii="Times New Roman" w:hAnsi="Times New Roman" w:eastAsia="宋体"/>
+          <w:color w:val="888888"/>
+          <w:sz w:val="18"/>
+        </w:rPr>
+        <w:t>来源:Hacker News | 时间:09-03 02:42</w:t>
+      </w:r>
+    </w:p>
+    <w:p>
+      <w:r>
+        <w:rPr>
+          <w:rFonts w:ascii="Times New Roman" w:hAnsi="Times New Roman" w:eastAsia="宋体"/>
+          <w:sz w:val="18"/>
+        </w:rPr>
+        <w:t>链接:</w:t>
+      </w:r>
+      <w:hyperlink r:id="rId20">
+        <w:r>
+          <w:rPr>
+            <w:color w:val="0563C1"/>
+            <w:u w:val="single"/>
+          </w:rPr>
+          <w:t>Qantas Airbus A380 engine failure in 2010 (2023)</w:t>
         </w:r>
       </w:hyperlink>
     </w:p>
@@ -295,7 +703,7 @@
         </w:rPr>
         <w:t>链接:</w:t>
       </w:r>
-      <w:hyperlink r:id="rId13">
+      <w:hyperlink r:id="rId21">
         <w:r>
           <w:rPr>
             <w:color w:val="0563C1"/>
@@ -346,7 +754,7 @@
         </w:rPr>
         <w:t>链接:</w:t>
       </w:r>
-      <w:hyperlink r:id="rId14">
+      <w:hyperlink r:id="rId22">
         <w:r>
           <w:rPr>
             <w:color w:val="0563C1"/>
@@ -397,7 +805,7 @@
         </w:rPr>
         <w:t>链接:</w:t>
       </w:r>
-      <w:hyperlink r:id="rId15">
+      <w:hyperlink r:id="rId23">
         <w:r>
           <w:rPr>
             <w:color w:val="0563C1"/>
@@ -448,7 +856,7 @@
         </w:rPr>
         <w:t>链接:</w:t>
       </w:r>
-      <w:hyperlink r:id="rId16">
+      <w:hyperlink r:id="rId24">
         <w:r>
           <w:rPr>
             <w:color w:val="0563C1"/>
@@ -499,166 +907,13 @@
         </w:rPr>
         <w:t>链接:</w:t>
       </w:r>
-      <w:hyperlink r:id="rId17">
+      <w:hyperlink r:id="rId25">
         <w:r>
           <w:rPr>
             <w:color w:val="0563C1"/>
             <w:u w:val="single"/>
           </w:rPr>
           <w:t>Three sites made 215,128 “best software” pages for AI. Perplexity cites them</w:t>
-        </w:r>
-      </w:hyperlink>
-    </w:p>
-    <w:p>
-      <w:pPr>
-        <w:pStyle w:val="Heading3"/>
-      </w:pPr>
-      <w:r>
-        <w:rPr>
-          <w:rFonts w:ascii="Times New Roman" w:hAnsi="Times New Roman" w:eastAsia="黑体"/>
-          <w:b w:val="0"/>
-          <w:color w:val="888888"/>
-          <w:sz w:val="24"/>
-        </w:rPr>
-        <w:t>【C级·参考】</w:t>
-      </w:r>
-      <w:r>
-        <w:rPr>
-          <w:rFonts w:ascii="Times New Roman" w:hAnsi="Times New Roman" w:eastAsia="黑体"/>
-          <w:b w:val="0"/>
-          <w:color w:val="888888"/>
-          <w:sz w:val="24"/>
-        </w:rPr>
-        <w:t>美光探索近 GPU NAND 闪存，可支撑更大规模 AI 模型</w:t>
-      </w:r>
-    </w:p>
-    <w:p>
-      <w:r>
-        <w:rPr>
-          <w:rFonts w:ascii="Times New Roman" w:hAnsi="Times New Roman" w:eastAsia="宋体"/>
-          <w:color w:val="888888"/>
-          <w:sz w:val="18"/>
-        </w:rPr>
-        <w:t>来源:IT之家 | 时间:09-02 21:44</w:t>
-      </w:r>
-    </w:p>
-    <w:p>
-      <w:r>
-        <w:rPr>
-          <w:rFonts w:ascii="Times New Roman" w:hAnsi="Times New Roman" w:eastAsia="宋体"/>
-          <w:sz w:val="18"/>
-        </w:rPr>
-        <w:t>链接:</w:t>
-      </w:r>
-      <w:hyperlink r:id="rId18">
-        <w:r>
-          <w:rPr>
-            <w:color w:val="0563C1"/>
-            <w:u w:val="single"/>
-          </w:rPr>
-          <w:t>美光探索近 GPU NAND 闪存，可支撑更大规模 AI 模型</w:t>
-        </w:r>
-      </w:hyperlink>
-    </w:p>
-    <w:p>
-      <w:pPr>
-        <w:pStyle w:val="Heading3"/>
-      </w:pPr>
-      <w:r>
-        <w:rPr>
-          <w:rFonts w:ascii="Times New Roman" w:hAnsi="Times New Roman" w:eastAsia="黑体"/>
-          <w:b w:val="0"/>
-          <w:color w:val="888888"/>
-          <w:sz w:val="24"/>
-        </w:rPr>
-        <w:t>【C级·参考】</w:t>
-      </w:r>
-      <w:r>
-        <w:rPr>
-          <w:rFonts w:ascii="Times New Roman" w:hAnsi="Times New Roman" w:eastAsia="黑体"/>
-          <w:b w:val="0"/>
-          <w:color w:val="888888"/>
-          <w:sz w:val="24"/>
-        </w:rPr>
-        <w:t>研究发现：AI 客服“更像人”未必带来更佳体验</w:t>
-      </w:r>
-    </w:p>
-    <w:p>
-      <w:r>
-        <w:rPr>
-          <w:rFonts w:ascii="Times New Roman" w:hAnsi="Times New Roman" w:eastAsia="宋体"/>
-          <w:color w:val="888888"/>
-          <w:sz w:val="18"/>
-        </w:rPr>
-        <w:t>来源:IT之家 | 时间:09-02 21:41</w:t>
-      </w:r>
-    </w:p>
-    <w:p>
-      <w:r>
-        <w:rPr>
-          <w:rFonts w:ascii="Times New Roman" w:hAnsi="Times New Roman" w:eastAsia="宋体"/>
-          <w:sz w:val="18"/>
-        </w:rPr>
-        <w:t>链接:</w:t>
-      </w:r>
-      <w:hyperlink r:id="rId19">
-        <w:r>
-          <w:rPr>
-            <w:color w:val="0563C1"/>
-            <w:u w:val="single"/>
-          </w:rPr>
-          <w:t>研究发现：AI 客服“更像人”未必带来更佳体验</w:t>
-        </w:r>
-      </w:hyperlink>
-    </w:p>
-    <w:p>
-      <w:pPr>
-        <w:pStyle w:val="Heading3"/>
-      </w:pPr>
-      <w:r>
-        <w:rPr>
-          <w:rFonts w:ascii="Times New Roman" w:hAnsi="Times New Roman" w:eastAsia="黑体"/>
-          <w:b w:val="0"/>
-          <w:color w:val="888888"/>
-          <w:sz w:val="24"/>
-        </w:rPr>
-        <w:t>【C级·参考】</w:t>
-      </w:r>
-      <w:r>
-        <w:rPr>
-          <w:rFonts w:ascii="Times New Roman" w:hAnsi="Times New Roman" w:eastAsia="黑体"/>
-          <w:b w:val="0"/>
-          <w:color w:val="888888"/>
-          <w:sz w:val="24"/>
-        </w:rPr>
-        <w:t>英伟达 CEO 黄仁勋呼吁 G20 成员国加快发展、应用 AI，以促进经济增长</w:t>
-      </w:r>
-    </w:p>
-    <w:p>
-      <w:r>
-        <w:rPr>
-          <w:rFonts w:ascii="Times New Roman" w:hAnsi="Times New Roman" w:eastAsia="宋体"/>
-          <w:color w:val="888888"/>
-          <w:sz w:val="18"/>
-        </w:rPr>
-        <w:t>来源:IT之家 | 时间:09-02 21:37</w:t>
-      </w:r>
-    </w:p>
-    <w:p>
-      <w:r>
-        <w:rPr>
-          <w:rFonts w:ascii="Times New Roman" w:hAnsi="Times New Roman" w:eastAsia="宋体"/>
-          <w:sz w:val="18"/>
-        </w:rPr>
-        <w:t>链接:</w:t>
-      </w:r>
-      <w:hyperlink r:id="rId20">
-        <w:r>
-          <w:rPr>
-            <w:color w:val="0563C1"/>
-            <w:u w:val="single"/>
-          </w:rPr>
-          <w:t>英伟达 CEO 黄仁勋呼吁 G20 成员国加快发展、应用 AI，以促进经济增长</w:t>
         </w:r>
       </w:hyperlink>
     </w:p>
@@ -703,7 +958,7 @@
         </w:rPr>
         <w:t>链接:</w:t>
       </w:r>
-      <w:hyperlink r:id="rId21">
+      <w:hyperlink r:id="rId26">
         <w:r>
           <w:rPr>
             <w:color w:val="0563C1"/>
@@ -754,7 +1009,7 @@
         </w:rPr>
         <w:t>链接:</w:t>
       </w:r>
-      <w:hyperlink r:id="rId22">
+      <w:hyperlink r:id="rId27">
         <w:r>
           <w:rPr>
             <w:color w:val="0563C1"/>
@@ -805,166 +1060,13 @@
         </w:rPr>
         <w:t>链接:</w:t>
       </w:r>
-      <w:hyperlink r:id="rId23">
+      <w:hyperlink r:id="rId28">
         <w:r>
           <w:rPr>
             <w:color w:val="0563C1"/>
             <w:u w:val="single"/>
           </w:rPr>
           <w:t>Can I opt out of my input or output data being used for training?</w:t>
-        </w:r>
-      </w:hyperlink>
-    </w:p>
-    <w:p>
-      <w:pPr>
-        <w:pStyle w:val="Heading3"/>
-      </w:pPr>
-      <w:r>
-        <w:rPr>
-          <w:rFonts w:ascii="Times New Roman" w:hAnsi="Times New Roman" w:eastAsia="黑体"/>
-          <w:b w:val="0"/>
-          <w:color w:val="888888"/>
-          <w:sz w:val="24"/>
-        </w:rPr>
-        <w:t>【C级·参考】</w:t>
-      </w:r>
-      <w:r>
-        <w:rPr>
-          <w:rFonts w:ascii="Times New Roman" w:hAnsi="Times New Roman" w:eastAsia="黑体"/>
-          <w:b w:val="0"/>
-          <w:color w:val="888888"/>
-          <w:sz w:val="24"/>
-        </w:rPr>
-        <w:t>“半个游戏圈都投了”！Tripo AI母公司VAST融资30亿元，三七,完美,延趣入局当股东</w:t>
-      </w:r>
-    </w:p>
-    <w:p>
-      <w:r>
-        <w:rPr>
-          <w:rFonts w:ascii="Times New Roman" w:hAnsi="Times New Roman" w:eastAsia="宋体"/>
-          <w:color w:val="888888"/>
-          <w:sz w:val="18"/>
-        </w:rPr>
-        <w:t>来源:GameLook | 时间:09-02 10:00</w:t>
-      </w:r>
-    </w:p>
-    <w:p>
-      <w:r>
-        <w:rPr>
-          <w:rFonts w:ascii="Times New Roman" w:hAnsi="Times New Roman" w:eastAsia="宋体"/>
-          <w:sz w:val="18"/>
-        </w:rPr>
-        <w:t>链接:</w:t>
-      </w:r>
-      <w:hyperlink r:id="rId24">
-        <w:r>
-          <w:rPr>
-            <w:color w:val="0563C1"/>
-            <w:u w:val="single"/>
-          </w:rPr>
-          <w:t>“半个游戏圈都投了”！Tripo AI母公司VAST融资30亿元，三七,完美,延趣入局当股东</w:t>
-        </w:r>
-      </w:hyperlink>
-    </w:p>
-    <w:p>
-      <w:pPr>
-        <w:pStyle w:val="Heading3"/>
-      </w:pPr>
-      <w:r>
-        <w:rPr>
-          <w:rFonts w:ascii="Times New Roman" w:hAnsi="Times New Roman" w:eastAsia="黑体"/>
-          <w:b w:val="0"/>
-          <w:color w:val="888888"/>
-          <w:sz w:val="24"/>
-        </w:rPr>
-        <w:t>【C级·参考】</w:t>
-      </w:r>
-      <w:r>
-        <w:rPr>
-          <w:rFonts w:ascii="Times New Roman" w:hAnsi="Times New Roman" w:eastAsia="黑体"/>
-          <w:b w:val="0"/>
-          <w:color w:val="888888"/>
-          <w:sz w:val="24"/>
-        </w:rPr>
-        <w:t>“什么值得买”8月AI硬件交易额走高，AI眼镜增长近八成</w:t>
-      </w:r>
-    </w:p>
-    <w:p>
-      <w:r>
-        <w:rPr>
-          <w:rFonts w:ascii="Times New Roman" w:hAnsi="Times New Roman" w:eastAsia="宋体"/>
-          <w:color w:val="888888"/>
-          <w:sz w:val="18"/>
-        </w:rPr>
-        <w:t>来源:Bing新闻 | 时间:09-01 19:58</w:t>
-      </w:r>
-    </w:p>
-    <w:p>
-      <w:r>
-        <w:rPr>
-          <w:rFonts w:ascii="Times New Roman" w:hAnsi="Times New Roman" w:eastAsia="宋体"/>
-          <w:sz w:val="18"/>
-        </w:rPr>
-        <w:t>链接:</w:t>
-      </w:r>
-      <w:hyperlink r:id="rId25">
-        <w:r>
-          <w:rPr>
-            <w:color w:val="0563C1"/>
-            <w:u w:val="single"/>
-          </w:rPr>
-          <w:t>“什么值得买”8月AI硬件交易额走高，AI眼镜增长近八成</w:t>
-        </w:r>
-      </w:hyperlink>
-    </w:p>
-    <w:p>
-      <w:pPr>
-        <w:pStyle w:val="Heading3"/>
-      </w:pPr>
-      <w:r>
-        <w:rPr>
-          <w:rFonts w:ascii="Times New Roman" w:hAnsi="Times New Roman" w:eastAsia="黑体"/>
-          <w:b w:val="0"/>
-          <w:color w:val="888888"/>
-          <w:sz w:val="24"/>
-        </w:rPr>
-        <w:t>【C级·参考】</w:t>
-      </w:r>
-      <w:r>
-        <w:rPr>
-          <w:rFonts w:ascii="Times New Roman" w:hAnsi="Times New Roman" w:eastAsia="黑体"/>
-          <w:b w:val="0"/>
-          <w:color w:val="888888"/>
-          <w:sz w:val="24"/>
-        </w:rPr>
-        <w:t>AI眼镜去掉摄像头，雷鸟怎么敢的？</w:t>
-      </w:r>
-    </w:p>
-    <w:p>
-      <w:r>
-        <w:rPr>
-          <w:rFonts w:ascii="Times New Roman" w:hAnsi="Times New Roman" w:eastAsia="宋体"/>
-          <w:color w:val="888888"/>
-          <w:sz w:val="18"/>
-        </w:rPr>
-        <w:t>来源:Bing新闻 | 时间:09-01 18:05</w:t>
-      </w:r>
-    </w:p>
-    <w:p>
-      <w:r>
-        <w:rPr>
-          <w:rFonts w:ascii="Times New Roman" w:hAnsi="Times New Roman" w:eastAsia="宋体"/>
-          <w:sz w:val="18"/>
-        </w:rPr>
-        <w:t>链接:</w:t>
-      </w:r>
-      <w:hyperlink r:id="rId26">
-        <w:r>
-          <w:rPr>
-            <w:color w:val="0563C1"/>
-            <w:u w:val="single"/>
-          </w:rPr>
-          <w:t>AI眼镜去掉摄像头，雷鸟怎么敢的？</w:t>
         </w:r>
       </w:hyperlink>
     </w:p>
@@ -1021,7 +1123,7 @@
         </w:rPr>
         <w:t>链接:</w:t>
       </w:r>
-      <w:hyperlink r:id="rId27">
+      <w:hyperlink r:id="rId29">
         <w:r>
           <w:rPr>
             <w:color w:val="0563C1"/>
@@ -1097,6 +1199,210 @@
           <w:color w:val="888888"/>
           <w:sz w:val="24"/>
         </w:rPr>
+        <w:t>8月微信小游戏畅销榜Top 100：《向僵尸开炮》登顶、三七多达8款入榜</w:t>
+      </w:r>
+    </w:p>
+    <w:p>
+      <w:r>
+        <w:rPr>
+          <w:rFonts w:ascii="Times New Roman" w:hAnsi="Times New Roman" w:eastAsia="宋体"/>
+          <w:color w:val="888888"/>
+          <w:sz w:val="18"/>
+        </w:rPr>
+        <w:t>来源:GameLook | 时间:09-03 09:17</w:t>
+      </w:r>
+    </w:p>
+    <w:p>
+      <w:r>
+        <w:rPr>
+          <w:rFonts w:ascii="Times New Roman" w:hAnsi="Times New Roman" w:eastAsia="宋体"/>
+          <w:sz w:val="18"/>
+        </w:rPr>
+        <w:t>链接:</w:t>
+      </w:r>
+      <w:hyperlink r:id="rId30">
+        <w:r>
+          <w:rPr>
+            <w:color w:val="0563C1"/>
+            <w:u w:val="single"/>
+          </w:rPr>
+          <w:t>8月微信小游戏畅销榜Top 100：《向僵尸开炮》登顶、三七多达8款入榜</w:t>
+        </w:r>
+      </w:hyperlink>
+    </w:p>
+    <w:p>
+      <w:pPr>
+        <w:pStyle w:val="Heading3"/>
+      </w:pPr>
+      <w:r>
+        <w:rPr>
+          <w:rFonts w:ascii="Times New Roman" w:hAnsi="Times New Roman" w:eastAsia="黑体"/>
+          <w:b w:val="0"/>
+          <w:color w:val="888888"/>
+          <w:sz w:val="24"/>
+        </w:rPr>
+        <w:t>【C级·参考】</w:t>
+      </w:r>
+      <w:r>
+        <w:rPr>
+          <w:rFonts w:ascii="Times New Roman" w:hAnsi="Times New Roman" w:eastAsia="黑体"/>
+          <w:b w:val="0"/>
+          <w:color w:val="888888"/>
+          <w:sz w:val="24"/>
+        </w:rPr>
+        <w:t>前腾讯海外总监分享：全球游戏业大洗牌，你该知道啥？</w:t>
+      </w:r>
+    </w:p>
+    <w:p>
+      <w:r>
+        <w:rPr>
+          <w:rFonts w:ascii="Times New Roman" w:hAnsi="Times New Roman" w:eastAsia="宋体"/>
+          <w:color w:val="888888"/>
+          <w:sz w:val="18"/>
+        </w:rPr>
+        <w:t>来源:GameLook | 时间:09-03 09:10</w:t>
+      </w:r>
+    </w:p>
+    <w:p>
+      <w:r>
+        <w:rPr>
+          <w:rFonts w:ascii="Times New Roman" w:hAnsi="Times New Roman" w:eastAsia="宋体"/>
+          <w:sz w:val="18"/>
+        </w:rPr>
+        <w:t>链接:</w:t>
+      </w:r>
+      <w:hyperlink r:id="rId31">
+        <w:r>
+          <w:rPr>
+            <w:color w:val="0563C1"/>
+            <w:u w:val="single"/>
+          </w:rPr>
+          <w:t>前腾讯海外总监分享：全球游戏业大洗牌，你该知道啥？</w:t>
+        </w:r>
+      </w:hyperlink>
+    </w:p>
+    <w:p>
+      <w:pPr>
+        <w:pStyle w:val="Heading3"/>
+      </w:pPr>
+      <w:r>
+        <w:rPr>
+          <w:rFonts w:ascii="Times New Roman" w:hAnsi="Times New Roman" w:eastAsia="黑体"/>
+          <w:b w:val="0"/>
+          <w:color w:val="888888"/>
+          <w:sz w:val="24"/>
+        </w:rPr>
+        <w:t>【C级·参考】</w:t>
+      </w:r>
+      <w:r>
+        <w:rPr>
+          <w:rFonts w:ascii="Times New Roman" w:hAnsi="Times New Roman" w:eastAsia="黑体"/>
+          <w:b w:val="0"/>
+          <w:color w:val="888888"/>
+          <w:sz w:val="24"/>
+        </w:rPr>
+        <w:t>休闲游戏成香馍馍！MMO大佬已花20亿并购，表态：“继续买休闲厂商”</w:t>
+      </w:r>
+    </w:p>
+    <w:p>
+      <w:r>
+        <w:rPr>
+          <w:rFonts w:ascii="Times New Roman" w:hAnsi="Times New Roman" w:eastAsia="宋体"/>
+          <w:color w:val="888888"/>
+          <w:sz w:val="18"/>
+        </w:rPr>
+        <w:t>来源:GameLook | 时间:09-03 09:00</w:t>
+      </w:r>
+    </w:p>
+    <w:p>
+      <w:r>
+        <w:rPr>
+          <w:rFonts w:ascii="Times New Roman" w:hAnsi="Times New Roman" w:eastAsia="宋体"/>
+          <w:sz w:val="18"/>
+        </w:rPr>
+        <w:t>链接:</w:t>
+      </w:r>
+      <w:hyperlink r:id="rId32">
+        <w:r>
+          <w:rPr>
+            <w:color w:val="0563C1"/>
+            <w:u w:val="single"/>
+          </w:rPr>
+          <w:t>休闲游戏成香馍馍！MMO大佬已花20亿并购，表态：“继续买休闲厂商”</w:t>
+        </w:r>
+      </w:hyperlink>
+    </w:p>
+    <w:p>
+      <w:pPr>
+        <w:pStyle w:val="Heading3"/>
+      </w:pPr>
+      <w:r>
+        <w:rPr>
+          <w:rFonts w:ascii="Times New Roman" w:hAnsi="Times New Roman" w:eastAsia="黑体"/>
+          <w:b w:val="0"/>
+          <w:color w:val="888888"/>
+          <w:sz w:val="24"/>
+        </w:rPr>
+        <w:t>【C级·参考】</w:t>
+      </w:r>
+      <w:r>
+        <w:rPr>
+          <w:rFonts w:ascii="Times New Roman" w:hAnsi="Times New Roman" w:eastAsia="黑体"/>
+          <w:b w:val="0"/>
+          <w:color w:val="888888"/>
+          <w:sz w:val="24"/>
+        </w:rPr>
+        <w:t>微软公布 9 月 XGP 首批游戏阵容：《使命召唤 17：黑色行动冷战》加入，《赛博朋克 2077》退出</w:t>
+      </w:r>
+    </w:p>
+    <w:p>
+      <w:r>
+        <w:rPr>
+          <w:rFonts w:ascii="Times New Roman" w:hAnsi="Times New Roman" w:eastAsia="宋体"/>
+          <w:color w:val="888888"/>
+          <w:sz w:val="18"/>
+        </w:rPr>
+        <w:t>来源:IT之家 | 时间:09-03 08:43</w:t>
+      </w:r>
+    </w:p>
+    <w:p>
+      <w:r>
+        <w:rPr>
+          <w:rFonts w:ascii="Times New Roman" w:hAnsi="Times New Roman" w:eastAsia="宋体"/>
+          <w:sz w:val="18"/>
+        </w:rPr>
+        <w:t>链接:</w:t>
+      </w:r>
+      <w:hyperlink r:id="rId33">
+        <w:r>
+          <w:rPr>
+            <w:color w:val="0563C1"/>
+            <w:u w:val="single"/>
+          </w:rPr>
+          <w:t>微软公布 9 月 XGP 首批游戏阵容：《使命召唤 17：黑色行动冷战》加入，《赛博朋克 2077》退出</w:t>
+        </w:r>
+      </w:hyperlink>
+    </w:p>
+    <w:p>
+      <w:pPr>
+        <w:pStyle w:val="Heading3"/>
+      </w:pPr>
+      <w:r>
+        <w:rPr>
+          <w:rFonts w:ascii="Times New Roman" w:hAnsi="Times New Roman" w:eastAsia="黑体"/>
+          <w:b w:val="0"/>
+          <w:color w:val="888888"/>
+          <w:sz w:val="24"/>
+        </w:rPr>
+        <w:t>【C级·参考】</w:t>
+      </w:r>
+      <w:r>
+        <w:rPr>
+          <w:rFonts w:ascii="Times New Roman" w:hAnsi="Times New Roman" w:eastAsia="黑体"/>
+          <w:b w:val="0"/>
+          <w:color w:val="888888"/>
+          <w:sz w:val="24"/>
+        </w:rPr>
         <w:t>任天堂 Switch 2 独占：双人合作游戏《轨道双子星》今日发售，致敬 80 年代经典动画</w:t>
       </w:r>
     </w:p>
@@ -1118,7 +1424,7 @@
         </w:rPr>
         <w:t>链接:</w:t>
       </w:r>
-      <w:hyperlink r:id="rId28">
+      <w:hyperlink r:id="rId34">
         <w:r>
           <w:rPr>
             <w:color w:val="0563C1"/>
@@ -1169,7 +1475,7 @@
         </w:rPr>
         <w:t>链接:</w:t>
       </w:r>
-      <w:hyperlink r:id="rId29">
+      <w:hyperlink r:id="rId35">
         <w:r>
           <w:rPr>
             <w:color w:val="0563C1"/>
@@ -1220,7 +1526,7 @@
         </w:rPr>
         <w:t>链接:</w:t>
       </w:r>
-      <w:hyperlink r:id="rId30">
+      <w:hyperlink r:id="rId36">
         <w:r>
           <w:rPr>
             <w:color w:val="0563C1"/>
@@ -1271,64 +1577,13 @@
         </w:rPr>
         <w:t>链接:</w:t>
       </w:r>
-      <w:hyperlink r:id="rId31">
+      <w:hyperlink r:id="rId37">
         <w:r>
           <w:rPr>
             <w:color w:val="0563C1"/>
             <w:u w:val="single"/>
           </w:rPr>
           <w:t>全球最大游戏模组网站 Nexus Mods 接手 SteamDB 数据库运营</w:t>
-        </w:r>
-      </w:hyperlink>
-    </w:p>
-    <w:p>
-      <w:pPr>
-        <w:pStyle w:val="Heading3"/>
-      </w:pPr>
-      <w:r>
-        <w:rPr>
-          <w:rFonts w:ascii="Times New Roman" w:hAnsi="Times New Roman" w:eastAsia="黑体"/>
-          <w:b w:val="0"/>
-          <w:color w:val="888888"/>
-          <w:sz w:val="24"/>
-        </w:rPr>
-        <w:t>【C级·参考】</w:t>
-      </w:r>
-      <w:r>
-        <w:rPr>
-          <w:rFonts w:ascii="Times New Roman" w:hAnsi="Times New Roman" w:eastAsia="黑体"/>
-          <w:b w:val="0"/>
-          <w:color w:val="888888"/>
-          <w:sz w:val="24"/>
-        </w:rPr>
-        <w:t>网易云音乐鸿蒙尝鲜内测版 App 获 9.5.82 升级，优化后台播放、音频切换等</w:t>
-      </w:r>
-    </w:p>
-    <w:p>
-      <w:r>
-        <w:rPr>
-          <w:rFonts w:ascii="Times New Roman" w:hAnsi="Times New Roman" w:eastAsia="宋体"/>
-          <w:color w:val="888888"/>
-          <w:sz w:val="18"/>
-        </w:rPr>
-        <w:t>来源:IT之家 | 时间:09-02 21:38</w:t>
-      </w:r>
-    </w:p>
-    <w:p>
-      <w:r>
-        <w:rPr>
-          <w:rFonts w:ascii="Times New Roman" w:hAnsi="Times New Roman" w:eastAsia="宋体"/>
-          <w:sz w:val="18"/>
-        </w:rPr>
-        <w:t>链接:</w:t>
-      </w:r>
-      <w:hyperlink r:id="rId32">
-        <w:r>
-          <w:rPr>
-            <w:color w:val="0563C1"/>
-            <w:u w:val="single"/>
-          </w:rPr>
-          <w:t>网易云音乐鸿蒙尝鲜内测版 App 获 9.5.82 升级，优化后台播放、音频切换等</w:t>
         </w:r>
       </w:hyperlink>
     </w:p>
@@ -1373,217 +1628,13 @@
         </w:rPr>
         <w:t>链接:</w:t>
       </w:r>
-      <w:hyperlink r:id="rId33">
+      <w:hyperlink r:id="rId38">
         <w:r>
           <w:rPr>
             <w:color w:val="0563C1"/>
             <w:u w:val="single"/>
           </w:rPr>
           <w:t>欧美游戏圈“再添荒唐事”！《星战》新游爆卖，80%员工却停薪留职</w:t>
-        </w:r>
-      </w:hyperlink>
-    </w:p>
-    <w:p>
-      <w:pPr>
-        <w:pStyle w:val="Heading3"/>
-      </w:pPr>
-      <w:r>
-        <w:rPr>
-          <w:rFonts w:ascii="Times New Roman" w:hAnsi="Times New Roman" w:eastAsia="黑体"/>
-          <w:b w:val="0"/>
-          <w:color w:val="888888"/>
-          <w:sz w:val="24"/>
-        </w:rPr>
-        <w:t>【C级·参考】</w:t>
-      </w:r>
-      <w:r>
-        <w:rPr>
-          <w:rFonts w:ascii="Times New Roman" w:hAnsi="Times New Roman" w:eastAsia="黑体"/>
-          <w:b w:val="0"/>
-          <w:color w:val="888888"/>
-          <w:sz w:val="24"/>
-        </w:rPr>
-        <w:t>9月预计12款新游上线：腾讯《王者万象棋》领衔，莉莉丝,完美,B站,趣加逐个登场</w:t>
-      </w:r>
-    </w:p>
-    <w:p>
-      <w:r>
-        <w:rPr>
-          <w:rFonts w:ascii="Times New Roman" w:hAnsi="Times New Roman" w:eastAsia="宋体"/>
-          <w:color w:val="888888"/>
-          <w:sz w:val="18"/>
-        </w:rPr>
-        <w:t>来源:GameLook | 时间:09-02 10:59</w:t>
-      </w:r>
-    </w:p>
-    <w:p>
-      <w:r>
-        <w:rPr>
-          <w:rFonts w:ascii="Times New Roman" w:hAnsi="Times New Roman" w:eastAsia="宋体"/>
-          <w:sz w:val="18"/>
-        </w:rPr>
-        <w:t>链接:</w:t>
-      </w:r>
-      <w:hyperlink r:id="rId34">
-        <w:r>
-          <w:rPr>
-            <w:color w:val="0563C1"/>
-            <w:u w:val="single"/>
-          </w:rPr>
-          <w:t>9月预计12款新游上线：腾讯《王者万象棋》领衔，莉莉丝,完美,B站,趣加逐个登场</w:t>
-        </w:r>
-      </w:hyperlink>
-    </w:p>
-    <w:p>
-      <w:pPr>
-        <w:pStyle w:val="Heading3"/>
-      </w:pPr>
-      <w:r>
-        <w:rPr>
-          <w:rFonts w:ascii="Times New Roman" w:hAnsi="Times New Roman" w:eastAsia="黑体"/>
-          <w:b w:val="0"/>
-          <w:color w:val="888888"/>
-          <w:sz w:val="24"/>
-        </w:rPr>
-        <w:t>【C级·参考】</w:t>
-      </w:r>
-      <w:r>
-        <w:rPr>
-          <w:rFonts w:ascii="Times New Roman" w:hAnsi="Times New Roman" w:eastAsia="黑体"/>
-          <w:b w:val="0"/>
-          <w:color w:val="888888"/>
-          <w:sz w:val="24"/>
-        </w:rPr>
-        <w:t>程序员吐槽：不要给“编故事的作家”做游戏，“5个月大改4次”太折腾人了</w:t>
-      </w:r>
-    </w:p>
-    <w:p>
-      <w:r>
-        <w:rPr>
-          <w:rFonts w:ascii="Times New Roman" w:hAnsi="Times New Roman" w:eastAsia="宋体"/>
-          <w:color w:val="888888"/>
-          <w:sz w:val="18"/>
-        </w:rPr>
-        <w:t>来源:GameLook | 时间:09-02 10:17</w:t>
-      </w:r>
-    </w:p>
-    <w:p>
-      <w:r>
-        <w:rPr>
-          <w:rFonts w:ascii="Times New Roman" w:hAnsi="Times New Roman" w:eastAsia="宋体"/>
-          <w:sz w:val="18"/>
-        </w:rPr>
-        <w:t>链接:</w:t>
-      </w:r>
-      <w:hyperlink r:id="rId35">
-        <w:r>
-          <w:rPr>
-            <w:color w:val="0563C1"/>
-            <w:u w:val="single"/>
-          </w:rPr>
-          <w:t>程序员吐槽：不要给“编故事的作家”做游戏，“5个月大改4次”太折腾人了</w:t>
-        </w:r>
-      </w:hyperlink>
-    </w:p>
-    <w:p>
-      <w:pPr>
-        <w:pStyle w:val="Heading3"/>
-      </w:pPr>
-      <w:r>
-        <w:rPr>
-          <w:rFonts w:ascii="Times New Roman" w:hAnsi="Times New Roman" w:eastAsia="黑体"/>
-          <w:b w:val="0"/>
-          <w:color w:val="888888"/>
-          <w:sz w:val="24"/>
-        </w:rPr>
-        <w:t>【C级·参考】</w:t>
-      </w:r>
-      <w:r>
-        <w:rPr>
-          <w:rFonts w:ascii="Times New Roman" w:hAnsi="Times New Roman" w:eastAsia="黑体"/>
-          <w:b w:val="0"/>
-          <w:color w:val="888888"/>
-          <w:sz w:val="24"/>
-        </w:rPr>
-        <w:t>苹果护城河塌了！App Store收入十年首次下滑，中国游戏成“全球手游顶梁柱”</w:t>
-      </w:r>
-    </w:p>
-    <w:p>
-      <w:r>
-        <w:rPr>
-          <w:rFonts w:ascii="Times New Roman" w:hAnsi="Times New Roman" w:eastAsia="宋体"/>
-          <w:color w:val="888888"/>
-          <w:sz w:val="18"/>
-        </w:rPr>
-        <w:t>来源:GameLook | 时间:09-02 09:46</w:t>
-      </w:r>
-    </w:p>
-    <w:p>
-      <w:r>
-        <w:rPr>
-          <w:rFonts w:ascii="Times New Roman" w:hAnsi="Times New Roman" w:eastAsia="宋体"/>
-          <w:sz w:val="18"/>
-        </w:rPr>
-        <w:t>链接:</w:t>
-      </w:r>
-      <w:hyperlink r:id="rId36">
-        <w:r>
-          <w:rPr>
-            <w:color w:val="0563C1"/>
-            <w:u w:val="single"/>
-          </w:rPr>
-          <w:t>苹果护城河塌了！App Store收入十年首次下滑，中国游戏成“全球手游顶梁柱”</w:t>
-        </w:r>
-      </w:hyperlink>
-    </w:p>
-    <w:p>
-      <w:pPr>
-        <w:pStyle w:val="Heading3"/>
-      </w:pPr>
-      <w:r>
-        <w:rPr>
-          <w:rFonts w:ascii="Times New Roman" w:hAnsi="Times New Roman" w:eastAsia="黑体"/>
-          <w:b w:val="0"/>
-          <w:color w:val="888888"/>
-          <w:sz w:val="24"/>
-        </w:rPr>
-        <w:t>【C级·参考】</w:t>
-      </w:r>
-      <w:r>
-        <w:rPr>
-          <w:rFonts w:ascii="Times New Roman" w:hAnsi="Times New Roman" w:eastAsia="黑体"/>
-          <w:b w:val="0"/>
-          <w:color w:val="888888"/>
-          <w:sz w:val="24"/>
-        </w:rPr>
-        <w:t>七年经手400亿美元，“游戏并购教父”分享：终极买家已是中国人沙特人</w:t>
-      </w:r>
-    </w:p>
-    <w:p>
-      <w:r>
-        <w:rPr>
-          <w:rFonts w:ascii="Times New Roman" w:hAnsi="Times New Roman" w:eastAsia="宋体"/>
-          <w:color w:val="888888"/>
-          <w:sz w:val="18"/>
-        </w:rPr>
-        <w:t>来源:GameLook | 时间:09-02 09:17</w:t>
-      </w:r>
-    </w:p>
-    <w:p>
-      <w:r>
-        <w:rPr>
-          <w:rFonts w:ascii="Times New Roman" w:hAnsi="Times New Roman" w:eastAsia="宋体"/>
-          <w:sz w:val="18"/>
-        </w:rPr>
-        <w:t>链接:</w:t>
-      </w:r>
-      <w:hyperlink r:id="rId37">
-        <w:r>
-          <w:rPr>
-            <w:color w:val="0563C1"/>
-            <w:u w:val="single"/>
-          </w:rPr>
-          <w:t>七年经手400亿美元，“游戏并购教父”分享：终极买家已是中国人沙特人</w:t>
         </w:r>
       </w:hyperlink>
     </w:p>
@@ -1600,55 +1651,9 @@
       </w:r>
     </w:p>
     <w:p>
-      <w:pPr>
-        <w:pStyle w:val="Heading3"/>
-      </w:pPr>
       <w:r>
-        <w:rPr>
-          <w:rFonts w:ascii="Times New Roman" w:hAnsi="Times New Roman" w:eastAsia="黑体"/>
-          <w:b w:val="0"/>
-          <w:color w:val="888888"/>
-          <w:sz w:val="24"/>
-        </w:rPr>
-        <w:t>【C级·参考】</w:t>
+        <w:t>本线口暂无重要更新</w:t>
       </w:r>
-      <w:r>
-        <w:rPr>
-          <w:rFonts w:ascii="Times New Roman" w:hAnsi="Times New Roman" w:eastAsia="黑体"/>
-          <w:b w:val="0"/>
-          <w:color w:val="888888"/>
-          <w:sz w:val="24"/>
-        </w:rPr>
-        <w:t>宏碁推出第四代 Vero 环保消费笔电，支持至少 2 代处理器升级</w:t>
-      </w:r>
-    </w:p>
-    <w:p>
-      <w:r>
-        <w:rPr>
-          <w:rFonts w:ascii="Times New Roman" w:hAnsi="Times New Roman" w:eastAsia="宋体"/>
-          <w:color w:val="888888"/>
-          <w:sz w:val="18"/>
-        </w:rPr>
-        <w:t>来源:IT之家 | 时间:09-02 21:58</w:t>
-      </w:r>
-    </w:p>
-    <w:p>
-      <w:r>
-        <w:rPr>
-          <w:rFonts w:ascii="Times New Roman" w:hAnsi="Times New Roman" w:eastAsia="宋体"/>
-          <w:sz w:val="18"/>
-        </w:rPr>
-        <w:t>链接:</w:t>
-      </w:r>
-      <w:hyperlink r:id="rId38">
-        <w:r>
-          <w:rPr>
-            <w:color w:val="0563C1"/>
-            <w:u w:val="single"/>
-          </w:rPr>
-          <w:t>宏碁推出第四代 Vero 环保消费笔电，支持至少 2 代处理器升级</w:t>
-        </w:r>
-      </w:hyperlink>
     </w:p>
     <w:p>
       <w:pPr>
@@ -1676,7 +1681,7 @@
           <w:rFonts w:ascii="Times New Roman" w:hAnsi="Times New Roman" w:eastAsia="宋体"/>
           <w:sz w:val="18"/>
         </w:rPr>
-        <w:t>IT之家(60)、GameLook(12)、HackerNews(5)、Bing新闻(4)</w:t>
+        <w:t>IT之家(60)、GameLook(14)、HackerNews(7)、Bing新闻(4)</w:t>
       </w:r>
     </w:p>
     <w:p>
